--- a/templates/apa.docx
+++ b/templates/apa.docx
@@ -564,7 +564,7 @@
                           <w:sz w:val="32"/>
                           <w:szCs w:val="32"/>
                         </w:rPr>
-                        <w:t>NAME</w:t>
+                        <w:t/>
                       </w:r>
                     </w:p>
                   </w:txbxContent>
